--- a/client_rules/Infinity - Supp Assist.docx
+++ b/client_rules/Infinity - Supp Assist.docx
@@ -20,7 +20,7 @@
     <w:p>
       <w:r>
         <w:pict w14:anchorId="60C71ABE">
-          <v:rect id="_x0000_i1109" style="width:0;height:0" o:hrstd="t" o:hr="t" fillcolor="#a0a0a0" stroked="f"/>
+          <v:rect id="_x0000_i1025" style="width:0;height:0" o:hrstd="t" o:hr="t" fillcolor="#a0a0a0" stroked="f"/>
         </w:pict>
       </w:r>
     </w:p>
@@ -40,7 +40,21 @@
           <w:b/>
           <w:bCs/>
         </w:rPr>
-        <w:t xml:space="preserve">a supplement that was not originally handled/written by SCA.  This file was handled virtually by the client, where the supplement now requires </w:t>
+        <w:t xml:space="preserve">a supplement that was not originally handled/written by </w:t>
+      </w:r>
+      <w:r>
+        <w:rPr>
+          <w:b/>
+          <w:bCs/>
+        </w:rPr>
+        <w:t>the IA company</w:t>
+      </w:r>
+      <w:r>
+        <w:rPr>
+          <w:b/>
+          <w:bCs/>
+        </w:rPr>
+        <w:t xml:space="preserve">.  This file was handled virtually by the client, where the supplement now requires </w:t>
       </w:r>
       <w:proofErr w:type="gramStart"/>
       <w:r>
@@ -82,7 +96,21 @@
     </w:p>
     <w:p>
       <w:r>
-        <w:t>·       Obtain a copy of the original estimate.  (This should have been provided to you with the assignment).  If you did not receive a copy of the original estimate, please contact your SCA Regional Coordinator for assistance. </w:t>
+        <w:t xml:space="preserve">·       Obtain a copy of the original estimate.  (This should have been provided to you with the assignment).  If you </w:t>
+      </w:r>
+      <w:proofErr w:type="gramStart"/>
+      <w:r>
+        <w:t>did not receive</w:t>
+      </w:r>
+      <w:proofErr w:type="gramEnd"/>
+      <w:r>
+        <w:t xml:space="preserve"> a copy of the original estimate, please contact your </w:t>
+      </w:r>
+      <w:r>
+        <w:t>IA Company</w:t>
+      </w:r>
+      <w:r>
+        <w:t xml:space="preserve"> for assistance. </w:t>
       </w:r>
     </w:p>
     <w:p>
@@ -110,7 +138,13 @@
     </w:p>
     <w:p>
       <w:r>
-        <w:t>·      When ready write the supplement which SCA was assigned to handle, delete your previously locked one-line estimate/supplements and write the complete estimate, </w:t>
+        <w:t xml:space="preserve">·      When ready write the supplement which </w:t>
+      </w:r>
+      <w:r>
+        <w:t>the IA Company</w:t>
+      </w:r>
+      <w:r>
+        <w:t xml:space="preserve"> was assigned to handle, delete your previously locked one-line estimate/supplements and write the complete estimate, </w:t>
       </w:r>
       <w:r>
         <w:rPr>
@@ -219,7 +253,7 @@
     <w:p>
       <w:r>
         <w:pict w14:anchorId="5159D7D2">
-          <v:rect id="_x0000_i1110" style="width:0;height:0" o:hrstd="t" o:hr="t" fillcolor="#a0a0a0" stroked="f"/>
+          <v:rect id="_x0000_i1026" style="width:0;height:0" o:hrstd="t" o:hr="t" fillcolor="#a0a0a0" stroked="f"/>
         </w:pict>
       </w:r>
     </w:p>
@@ -308,7 +342,13 @@
         </w:numPr>
       </w:pPr>
       <w:r>
-        <w:t>For Material Damage related questions/issues contact your SCA Regional Appraisal Specialist or the Kemper MD rep listed in the </w:t>
+        <w:t xml:space="preserve">For Material Damage related questions/issues contact </w:t>
+      </w:r>
+      <w:r>
+        <w:t>your IA Company rep</w:t>
+      </w:r>
+      <w:r>
+        <w:t xml:space="preserve"> or the Kemper MD rep listed in the </w:t>
       </w:r>
       <w:r>
         <w:rPr>
@@ -352,7 +392,7 @@
     <w:p>
       <w:r>
         <w:pict w14:anchorId="7EB9633C">
-          <v:rect id="_x0000_i1111" style="width:0;height:0" o:hrstd="t" o:hr="t" fillcolor="#a0a0a0" stroked="f"/>
+          <v:rect id="_x0000_i1027" style="width:0;height:0" o:hrstd="t" o:hr="t" fillcolor="#a0a0a0" stroked="f"/>
         </w:pict>
       </w:r>
     </w:p>
@@ -424,7 +464,6 @@
         </w:numPr>
       </w:pPr>
       <w:r>
-        <w:lastRenderedPageBreak/>
         <w:t>Frame set up and measure is to be written at 1-2 hours at body rate.</w:t>
       </w:r>
     </w:p>
@@ -436,6 +475,7 @@
         </w:numPr>
       </w:pPr>
       <w:r>
+        <w:lastRenderedPageBreak/>
         <w:t>Do not include blends, R&amp;I’s or scans if the vehicle is not located at a shop.  If the vehicle is at a shop, only the pre-scan should be written in the original estimate.  </w:t>
       </w:r>
     </w:p>
@@ -447,15 +487,7 @@
         </w:numPr>
       </w:pPr>
       <w:r>
-        <w:t xml:space="preserve">Do not allow for </w:t>
-      </w:r>
-      <w:proofErr w:type="gramStart"/>
-      <w:r>
-        <w:t>refinish</w:t>
-      </w:r>
-      <w:proofErr w:type="gramEnd"/>
-      <w:r>
-        <w:t xml:space="preserve"> of the bumper cover off the car unless it is the only item being painted.  Select NO when prompted in CCC “Will the bumper be refinished in a separate procedure from the other panels?”</w:t>
+        <w:t>Do not allow for refinish of the bumper cover off the car unless it is the only item being painted.  Select NO when prompted in CCC “Will the bumper be refinished in a separate procedure from the other panels?”</w:t>
       </w:r>
     </w:p>
     <w:p>
@@ -466,15 +498,7 @@
         </w:numPr>
       </w:pPr>
       <w:r>
-        <w:t xml:space="preserve">Partial refinish allowed after </w:t>
-      </w:r>
-      <w:proofErr w:type="gramStart"/>
-      <w:r>
-        <w:t>1st</w:t>
-      </w:r>
-      <w:proofErr w:type="gramEnd"/>
-      <w:r>
-        <w:t xml:space="preserve"> panel.  </w:t>
+        <w:t>Partial refinish allowed after 1st panel.  </w:t>
       </w:r>
     </w:p>
     <w:p>
@@ -506,7 +530,7 @@
     <w:p>
       <w:r>
         <w:pict w14:anchorId="2920EDBC">
-          <v:rect id="_x0000_i1112" style="width:0;height:0" o:hrstd="t" o:hr="t" fillcolor="#a0a0a0" stroked="f"/>
+          <v:rect id="_x0000_i1028" style="width:0;height:0" o:hrstd="t" o:hr="t" fillcolor="#a0a0a0" stroked="f"/>
         </w:pict>
       </w:r>
     </w:p>
@@ -689,7 +713,6 @@
         </w:numPr>
       </w:pPr>
       <w:r>
-        <w:lastRenderedPageBreak/>
         <w:t>Headliner condition</w:t>
       </w:r>
     </w:p>
@@ -701,6 +724,7 @@
         </w:numPr>
       </w:pPr>
       <w:r>
+        <w:lastRenderedPageBreak/>
         <w:t>Upholstery condition (front and rear seats)</w:t>
       </w:r>
     </w:p>
@@ -786,15 +810,7 @@
         </w:numPr>
       </w:pPr>
       <w:r>
-        <w:t xml:space="preserve">Engine with </w:t>
-      </w:r>
-      <w:proofErr w:type="gramStart"/>
-      <w:r>
-        <w:t>dipstick</w:t>
-      </w:r>
-      <w:proofErr w:type="gramEnd"/>
-      <w:r>
-        <w:t xml:space="preserve"> pulled to show oil level and condition</w:t>
+        <w:t>Engine with dipstick pulled to show oil level and condition</w:t>
       </w:r>
     </w:p>
     <w:p>
@@ -845,7 +861,7 @@
     <w:p>
       <w:r>
         <w:pict w14:anchorId="6F4CFF5D">
-          <v:rect id="_x0000_i1113" style="width:0;height:0" o:hrstd="t" o:hr="t" fillcolor="#a0a0a0" stroked="f"/>
+          <v:rect id="_x0000_i1029" style="width:0;height:0" o:hrstd="t" o:hr="t" fillcolor="#a0a0a0" stroked="f"/>
         </w:pict>
       </w:r>
     </w:p>
@@ -878,7 +894,7 @@
     <w:p>
       <w:r>
         <w:pict w14:anchorId="77ED8A38">
-          <v:rect id="_x0000_i1114" style="width:0;height:0" o:hrstd="t" o:hr="t" fillcolor="#a0a0a0" stroked="f"/>
+          <v:rect id="_x0000_i1030" style="width:0;height:0" o:hrstd="t" o:hr="t" fillcolor="#a0a0a0" stroked="f"/>
         </w:pict>
       </w:r>
     </w:p>
@@ -934,7 +950,6 @@
         </w:numPr>
       </w:pPr>
       <w:r>
-        <w:lastRenderedPageBreak/>
         <w:t>Only CAPA &amp; Platinum Plus certified headlamps can be used</w:t>
       </w:r>
     </w:p>
@@ -946,6 +961,7 @@
         </w:numPr>
       </w:pPr>
       <w:r>
+        <w:lastRenderedPageBreak/>
         <w:t>CAPA &amp; Platinum Plus bolt-on core supports are acceptable</w:t>
       </w:r>
     </w:p>
@@ -1037,7 +1053,7 @@
     <w:p>
       <w:r>
         <w:pict w14:anchorId="6EDC74DC">
-          <v:rect id="_x0000_i1115" style="width:0;height:0" o:hrstd="t" o:hr="t" fillcolor="#a0a0a0" stroked="f"/>
+          <v:rect id="_x0000_i1031" style="width:0;height:0" o:hrstd="t" o:hr="t" fillcolor="#a0a0a0" stroked="f"/>
         </w:pict>
       </w:r>
     </w:p>
@@ -1812,7 +1828,7 @@
     <w:p>
       <w:r>
         <w:pict w14:anchorId="1A7C1921">
-          <v:rect id="_x0000_i1116" style="width:0;height:0" o:hrstd="t" o:hr="t" fillcolor="#a0a0a0" stroked="f"/>
+          <v:rect id="_x0000_i1032" style="width:0;height:0" o:hrstd="t" o:hr="t" fillcolor="#a0a0a0" stroked="f"/>
         </w:pict>
       </w:r>
     </w:p>
@@ -1861,7 +1877,7 @@
     <w:p>
       <w:r>
         <w:pict w14:anchorId="25DCCE8C">
-          <v:rect id="_x0000_i1117" style="width:0;height:0" o:hrstd="t" o:hr="t" fillcolor="#a0a0a0" stroked="f"/>
+          <v:rect id="_x0000_i1033" style="width:0;height:0" o:hrstd="t" o:hr="t" fillcolor="#a0a0a0" stroked="f"/>
         </w:pict>
       </w:r>
     </w:p>
@@ -1913,7 +1929,7 @@
     <w:p>
       <w:r>
         <w:pict w14:anchorId="22EC963F">
-          <v:rect id="_x0000_i1118" style="width:0;height:0" o:hrstd="t" o:hr="t" fillcolor="#a0a0a0" stroked="f"/>
+          <v:rect id="_x0000_i1034" style="width:0;height:0" o:hrstd="t" o:hr="t" fillcolor="#a0a0a0" stroked="f"/>
         </w:pict>
       </w:r>
     </w:p>
@@ -1946,7 +1962,7 @@
     <w:p>
       <w:r>
         <w:pict w14:anchorId="694CAA01">
-          <v:rect id="_x0000_i1119" style="width:0;height:0" o:hrstd="t" o:hr="t" fillcolor="#a0a0a0" stroked="f"/>
+          <v:rect id="_x0000_i1035" style="width:0;height:0" o:hrstd="t" o:hr="t" fillcolor="#a0a0a0" stroked="f"/>
         </w:pict>
       </w:r>
     </w:p>
@@ -2049,7 +2065,7 @@
     <w:p>
       <w:r>
         <w:pict w14:anchorId="3D22CE44">
-          <v:rect id="_x0000_i1120" style="width:0;height:0" o:hrstd="t" o:hr="t" fillcolor="#a0a0a0" stroked="f"/>
+          <v:rect id="_x0000_i1036" style="width:0;height:0" o:hrstd="t" o:hr="t" fillcolor="#a0a0a0" stroked="f"/>
         </w:pict>
       </w:r>
     </w:p>
@@ -2093,7 +2109,7 @@
     <w:p>
       <w:r>
         <w:pict w14:anchorId="7B4FE1BD">
-          <v:rect id="_x0000_i1121" style="width:0;height:0" o:hrstd="t" o:hr="t" fillcolor="#a0a0a0" stroked="f"/>
+          <v:rect id="_x0000_i1037" style="width:0;height:0" o:hrstd="t" o:hr="t" fillcolor="#a0a0a0" stroked="f"/>
         </w:pict>
       </w:r>
     </w:p>
@@ -2104,15 +2120,7 @@
     </w:p>
     <w:p>
       <w:r>
-        <w:t xml:space="preserve">·         Do not allow for </w:t>
-      </w:r>
-      <w:proofErr w:type="gramStart"/>
-      <w:r>
-        <w:t>refinish</w:t>
-      </w:r>
-      <w:proofErr w:type="gramEnd"/>
-      <w:r>
-        <w:t xml:space="preserve"> of the bumper cover off the car unless it is the only item being painted.  Select NO when prompted in CCC “Will the bumper be refinished in a separate procedure from the other panels?”</w:t>
+        <w:t>·         Do not allow for refinish of the bumper cover off the car unless it is the only item being painted.  Select NO when prompted in CCC “Will the bumper be refinished in a separate procedure from the other panels?”</w:t>
       </w:r>
     </w:p>
     <w:p>
@@ -2138,15 +2146,7 @@
     </w:p>
     <w:p>
       <w:r>
-        <w:t xml:space="preserve">·         Frame printouts should be obtained or </w:t>
-      </w:r>
-      <w:proofErr w:type="gramStart"/>
-      <w:r>
-        <w:t>documented</w:t>
-      </w:r>
-      <w:proofErr w:type="gramEnd"/>
-      <w:r>
-        <w:t xml:space="preserve"> why not.</w:t>
+        <w:t>·         Frame printouts should be obtained or documented why not.</w:t>
       </w:r>
     </w:p>
     <w:p>
@@ -4521,13 +4521,8 @@
             <w:hideMark/>
           </w:tcPr>
           <w:p>
-            <w:proofErr w:type="spellStart"/>
-            <w:r>
-              <w:t>Denib</w:t>
-            </w:r>
-            <w:proofErr w:type="spellEnd"/>
-            <w:r>
-              <w:t xml:space="preserve"> &amp; polish</w:t>
+            <w:r>
+              <w:t>Denib &amp; polish</w:t>
             </w:r>
           </w:p>
         </w:tc>
@@ -22694,7 +22689,7 @@
     <w:p>
       <w:r>
         <w:pict w14:anchorId="42940419">
-          <v:rect id="_x0000_i1122" style="width:0;height:0" o:hrstd="t" o:hr="t" fillcolor="#a0a0a0" stroked="f"/>
+          <v:rect id="_x0000_i1038" style="width:0;height:0" o:hrstd="t" o:hr="t" fillcolor="#a0a0a0" stroked="f"/>
         </w:pict>
       </w:r>
     </w:p>
@@ -25963,6 +25958,7 @@
   <w:style w:type="character" w:default="1" w:styleId="DefaultParagraphFont">
     <w:name w:val="Default Paragraph Font"/>
     <w:uiPriority w:val="1"/>
+    <w:semiHidden/>
     <w:unhideWhenUsed/>
   </w:style>
   <w:style w:type="table" w:default="1" w:styleId="TableNormal">

--- a/client_rules/Infinity - Supp Assist.docx
+++ b/client_rules/Infinity - Supp Assist.docx
@@ -1975,7 +1975,7 @@
       </w:pPr>
       <w:r>
         <w:lastRenderedPageBreak/>
-        <w:t>Complete the Core appraisal report in its entirety and provide specific detailed inspection notes.</w:t>
+        <w:t>Complete the appraisal report in its entirety and provide specific detailed inspection notes.</w:t>
       </w:r>
     </w:p>
     <w:p>
